--- a/A2/Reflexive verbs.docx
+++ b/A2/Reflexive verbs.docx
@@ -10,58 +10,21 @@
           <w:numId w:val="1"/>
         </w:numPr>
       </w:pPr>
-      <w:proofErr w:type="spellStart"/>
-      <w:r>
-        <w:rPr>
-          <w:b/>
-          <w:bCs/>
-        </w:rPr>
-        <w:t>sich</w:t>
-      </w:r>
-      <w:proofErr w:type="spellEnd"/>
-      <w:r>
-        <w:rPr>
-          <w:b/>
-          <w:bCs/>
-        </w:rPr>
+      <w:r>
+        <w:rPr>
+          <w:b/>
+          <w:bCs/>
+        </w:rPr>
+        <w:t>sich vorbereiten auf + Akkusativ</w:t>
+      </w:r>
+      <w:r>
         <w:t xml:space="preserve"> </w:t>
       </w:r>
-      <w:proofErr w:type="spellStart"/>
-      <w:r>
-        <w:rPr>
-          <w:b/>
-          <w:bCs/>
-        </w:rPr>
-        <w:t>vorbereiten</w:t>
-      </w:r>
-      <w:proofErr w:type="spellEnd"/>
-      <w:r>
-        <w:rPr>
-          <w:b/>
-          <w:bCs/>
-        </w:rPr>
-        <w:t xml:space="preserve"> auf + </w:t>
-      </w:r>
-      <w:proofErr w:type="spellStart"/>
-      <w:r>
-        <w:rPr>
-          <w:b/>
-          <w:bCs/>
-        </w:rPr>
-        <w:t>Akkusativ</w:t>
-      </w:r>
-      <w:proofErr w:type="spellEnd"/>
-      <w:r>
-        <w:t xml:space="preserve"> </w:t>
-      </w:r>
       <w:r>
         <w:sym w:font="Wingdings" w:char="F0E0"/>
       </w:r>
       <w:r>
-        <w:t xml:space="preserve"> to</w:t>
-      </w:r>
-      <w:r>
-        <w:t xml:space="preserve"> prepare oneself for something</w:t>
+        <w:t xml:space="preserve"> to prepare oneself for something</w:t>
       </w:r>
     </w:p>
     <w:p>
@@ -72,63 +35,13 @@
           <w:numId w:val="1"/>
         </w:numPr>
       </w:pPr>
-      <w:proofErr w:type="spellStart"/>
-      <w:r>
-        <w:rPr>
-          <w:b/>
-          <w:bCs/>
-        </w:rPr>
-        <w:t>sich</w:t>
-      </w:r>
-      <w:proofErr w:type="spellEnd"/>
-      <w:r>
-        <w:rPr>
-          <w:b/>
-          <w:bCs/>
-        </w:rPr>
-        <w:t xml:space="preserve"> </w:t>
-      </w:r>
-      <w:proofErr w:type="spellStart"/>
-      <w:r>
-        <w:rPr>
-          <w:b/>
-          <w:bCs/>
-        </w:rPr>
-        <w:t>beschäftigen</w:t>
-      </w:r>
-      <w:proofErr w:type="spellEnd"/>
-      <w:r>
-        <w:rPr>
-          <w:b/>
-          <w:bCs/>
-        </w:rPr>
-        <w:t xml:space="preserve"> </w:t>
-      </w:r>
-      <w:proofErr w:type="spellStart"/>
-      <w:r>
-        <w:rPr>
-          <w:b/>
-          <w:bCs/>
-        </w:rPr>
-        <w:t>mit</w:t>
-      </w:r>
-      <w:proofErr w:type="spellEnd"/>
-      <w:r>
-        <w:rPr>
-          <w:b/>
-          <w:bCs/>
-        </w:rPr>
-        <w:t xml:space="preserve"> + </w:t>
-      </w:r>
-      <w:proofErr w:type="spellStart"/>
-      <w:r>
-        <w:rPr>
-          <w:b/>
-          <w:bCs/>
-        </w:rPr>
-        <w:t>Dativ</w:t>
-      </w:r>
-      <w:proofErr w:type="spellEnd"/>
+      <w:r>
+        <w:rPr>
+          <w:b/>
+          <w:bCs/>
+        </w:rPr>
+        <w:t>sich beschäftigen mit + Dativ</w:t>
+      </w:r>
       <w:r>
         <w:br/>
         <w:t>→ to deal with / study / occupy oneself with something</w:t>
@@ -157,63 +70,7 @@
         <w:rPr>
           <w:lang w:val="de-DE"/>
         </w:rPr>
-        <w:t xml:space="preserve"> — to </w:t>
-      </w:r>
-      <w:proofErr w:type="spellStart"/>
-      <w:r>
-        <w:rPr>
-          <w:lang w:val="de-DE"/>
-        </w:rPr>
-        <w:t>be</w:t>
-      </w:r>
-      <w:proofErr w:type="spellEnd"/>
-      <w:r>
-        <w:rPr>
-          <w:lang w:val="de-DE"/>
-        </w:rPr>
-        <w:t xml:space="preserve"> </w:t>
-      </w:r>
-      <w:proofErr w:type="spellStart"/>
-      <w:r>
-        <w:rPr>
-          <w:lang w:val="de-DE"/>
-        </w:rPr>
-        <w:t>annoyed</w:t>
-      </w:r>
-      <w:proofErr w:type="spellEnd"/>
-      <w:r>
-        <w:rPr>
-          <w:lang w:val="de-DE"/>
-        </w:rPr>
-        <w:t xml:space="preserve"> / </w:t>
-      </w:r>
-      <w:proofErr w:type="spellStart"/>
-      <w:r>
-        <w:rPr>
-          <w:lang w:val="de-DE"/>
-        </w:rPr>
-        <w:t>get</w:t>
-      </w:r>
-      <w:proofErr w:type="spellEnd"/>
-      <w:r>
-        <w:rPr>
-          <w:lang w:val="de-DE"/>
-        </w:rPr>
-        <w:t xml:space="preserve"> </w:t>
-      </w:r>
-      <w:proofErr w:type="spellStart"/>
-      <w:r>
-        <w:rPr>
-          <w:lang w:val="de-DE"/>
-        </w:rPr>
-        <w:t>angry</w:t>
-      </w:r>
-      <w:proofErr w:type="spellEnd"/>
-      <w:r>
-        <w:rPr>
-          <w:lang w:val="de-DE"/>
-        </w:rPr>
-        <w:t xml:space="preserve"> — </w:t>
+        <w:t xml:space="preserve"> — to be annoyed / get angry — </w:t>
       </w:r>
       <w:r>
         <w:rPr>
@@ -261,63 +118,7 @@
         <w:rPr>
           <w:lang w:val="de-DE"/>
         </w:rPr>
-        <w:t xml:space="preserve"> – to </w:t>
-      </w:r>
-      <w:proofErr w:type="spellStart"/>
-      <w:r>
-        <w:rPr>
-          <w:lang w:val="de-DE"/>
-        </w:rPr>
-        <w:t>chat</w:t>
-      </w:r>
-      <w:proofErr w:type="spellEnd"/>
-      <w:r>
-        <w:rPr>
-          <w:lang w:val="de-DE"/>
-        </w:rPr>
-        <w:t xml:space="preserve"> / to </w:t>
-      </w:r>
-      <w:proofErr w:type="spellStart"/>
-      <w:r>
-        <w:rPr>
-          <w:lang w:val="de-DE"/>
-        </w:rPr>
-        <w:t>talk</w:t>
-      </w:r>
-      <w:proofErr w:type="spellEnd"/>
-      <w:r>
-        <w:rPr>
-          <w:lang w:val="de-DE"/>
-        </w:rPr>
-        <w:t xml:space="preserve"> (</w:t>
-      </w:r>
-      <w:proofErr w:type="spellStart"/>
-      <w:r>
-        <w:rPr>
-          <w:lang w:val="de-DE"/>
-        </w:rPr>
-        <w:t>with</w:t>
-      </w:r>
-      <w:proofErr w:type="spellEnd"/>
-      <w:r>
-        <w:rPr>
-          <w:lang w:val="de-DE"/>
-        </w:rPr>
-        <w:t xml:space="preserve"> </w:t>
-      </w:r>
-      <w:proofErr w:type="spellStart"/>
-      <w:r>
-        <w:rPr>
-          <w:lang w:val="de-DE"/>
-        </w:rPr>
-        <w:t>someone</w:t>
-      </w:r>
-      <w:proofErr w:type="spellEnd"/>
-      <w:r>
-        <w:rPr>
-          <w:lang w:val="de-DE"/>
-        </w:rPr>
-        <w:t xml:space="preserve">) – </w:t>
+        <w:t xml:space="preserve"> – to chat / to talk (with someone) – </w:t>
       </w:r>
       <w:r>
         <w:rPr>
@@ -331,30 +132,8 @@
         <w:rPr>
           <w:lang w:val="de-DE"/>
         </w:rPr>
-        <w:t xml:space="preserve"> – </w:t>
-      </w:r>
-      <w:proofErr w:type="spellStart"/>
-      <w:r>
-        <w:rPr>
-          <w:lang w:val="de-DE"/>
-        </w:rPr>
-        <w:t>has</w:t>
-      </w:r>
-      <w:proofErr w:type="spellEnd"/>
-      <w:r>
-        <w:rPr>
-          <w:lang w:val="de-DE"/>
-        </w:rPr>
-        <w:t xml:space="preserve"> </w:t>
-      </w:r>
-      <w:proofErr w:type="spellStart"/>
-      <w:r>
-        <w:rPr>
-          <w:lang w:val="de-DE"/>
-        </w:rPr>
-        <w:t>chatted</w:t>
-      </w:r>
-      <w:proofErr w:type="spellEnd"/>
+        <w:t xml:space="preserve"> – has chatted</w:t>
+      </w:r>
     </w:p>
     <w:p>
       <w:pPr>
@@ -381,37 +160,13 @@
           <w:bCs/>
           <w:lang w:val="de-DE"/>
         </w:rPr>
-        <w:t xml:space="preserve"> + um + </w:t>
-      </w:r>
-      <w:proofErr w:type="spellStart"/>
-      <w:r>
-        <w:rPr>
-          <w:b/>
-          <w:bCs/>
-          <w:lang w:val="de-DE"/>
-        </w:rPr>
-        <w:t>akku</w:t>
-      </w:r>
-      <w:proofErr w:type="spellEnd"/>
-      <w:r>
-        <w:rPr>
-          <w:lang w:val="de-DE"/>
-        </w:rPr>
-        <w:t xml:space="preserve"> – to ap</w:t>
-      </w:r>
-      <w:proofErr w:type="spellStart"/>
-      <w:r>
-        <w:rPr>
-          <w:lang w:val="de-DE"/>
-        </w:rPr>
-        <w:t>ply</w:t>
-      </w:r>
-      <w:proofErr w:type="spellEnd"/>
-      <w:r>
-        <w:rPr>
-          <w:lang w:val="de-DE"/>
-        </w:rPr>
-        <w:t xml:space="preserve"> – </w:t>
+        <w:t xml:space="preserve"> + um + akku</w:t>
+      </w:r>
+      <w:r>
+        <w:rPr>
+          <w:lang w:val="de-DE"/>
+        </w:rPr>
+        <w:t xml:space="preserve"> – to apply – </w:t>
       </w:r>
       <w:r>
         <w:rPr>
@@ -425,30 +180,8 @@
         <w:rPr>
           <w:lang w:val="de-DE"/>
         </w:rPr>
-        <w:t xml:space="preserve"> – </w:t>
-      </w:r>
-      <w:proofErr w:type="spellStart"/>
-      <w:r>
-        <w:rPr>
-          <w:lang w:val="de-DE"/>
-        </w:rPr>
-        <w:t>has</w:t>
-      </w:r>
-      <w:proofErr w:type="spellEnd"/>
-      <w:r>
-        <w:rPr>
-          <w:lang w:val="de-DE"/>
-        </w:rPr>
-        <w:t xml:space="preserve"> </w:t>
-      </w:r>
-      <w:proofErr w:type="spellStart"/>
-      <w:r>
-        <w:rPr>
-          <w:lang w:val="de-DE"/>
-        </w:rPr>
-        <w:t>applied</w:t>
-      </w:r>
-      <w:proofErr w:type="spellEnd"/>
+        <w:t xml:space="preserve"> – has applied</w:t>
+      </w:r>
     </w:p>
     <w:p>
       <w:pPr>
@@ -467,25 +200,7 @@
           <w:bCs/>
           <w:lang w:val="de-DE"/>
         </w:rPr>
-        <w:t xml:space="preserve">sich freuen auf + </w:t>
-      </w:r>
-      <w:proofErr w:type="spellStart"/>
-      <w:r>
-        <w:rPr>
-          <w:b/>
-          <w:bCs/>
-          <w:lang w:val="de-DE"/>
-        </w:rPr>
-        <w:t>akkusativ</w:t>
-      </w:r>
-      <w:proofErr w:type="spellEnd"/>
-      <w:r>
-        <w:rPr>
-          <w:b/>
-          <w:bCs/>
-          <w:lang w:val="de-DE"/>
-        </w:rPr>
-        <w:t xml:space="preserve"> </w:t>
+        <w:t xml:space="preserve">sich freuen auf + akkusativ </w:t>
       </w:r>
       <w:r>
         <w:rPr>
@@ -501,43 +216,7 @@
           <w:bCs/>
           <w:lang w:val="de-DE"/>
         </w:rPr>
-        <w:t xml:space="preserve"> to </w:t>
-      </w:r>
-      <w:proofErr w:type="spellStart"/>
-      <w:r>
-        <w:rPr>
-          <w:b/>
-          <w:bCs/>
-          <w:lang w:val="de-DE"/>
-        </w:rPr>
-        <w:t>look</w:t>
-      </w:r>
-      <w:proofErr w:type="spellEnd"/>
-      <w:r>
-        <w:rPr>
-          <w:b/>
-          <w:bCs/>
-          <w:lang w:val="de-DE"/>
-        </w:rPr>
-        <w:t xml:space="preserve"> </w:t>
-      </w:r>
-      <w:proofErr w:type="spellStart"/>
-      <w:r>
-        <w:rPr>
-          <w:b/>
-          <w:bCs/>
-          <w:lang w:val="de-DE"/>
-        </w:rPr>
-        <w:t>forward</w:t>
-      </w:r>
-      <w:proofErr w:type="spellEnd"/>
-      <w:r>
-        <w:rPr>
-          <w:b/>
-          <w:bCs/>
-          <w:lang w:val="de-DE"/>
-        </w:rPr>
-        <w:t xml:space="preserve"> to – </w:t>
+        <w:t xml:space="preserve"> to look forward to – </w:t>
       </w:r>
       <w:r>
         <w:rPr>
@@ -571,59 +250,15 @@
         <w:rPr>
           <w:lang w:val="de-DE"/>
         </w:rPr>
-        <w:t xml:space="preserve"> – to </w:t>
-      </w:r>
-      <w:proofErr w:type="spellStart"/>
-      <w:r>
-        <w:rPr>
-          <w:lang w:val="de-DE"/>
-        </w:rPr>
-        <w:t>be</w:t>
-      </w:r>
-      <w:proofErr w:type="spellEnd"/>
-      <w:r>
-        <w:rPr>
-          <w:lang w:val="de-DE"/>
-        </w:rPr>
-        <w:t xml:space="preserve"> </w:t>
-      </w:r>
-      <w:proofErr w:type="spellStart"/>
-      <w:r>
-        <w:rPr>
-          <w:lang w:val="de-DE"/>
-        </w:rPr>
-        <w:t>interested</w:t>
-      </w:r>
-      <w:proofErr w:type="spellEnd"/>
-      <w:r>
-        <w:rPr>
-          <w:lang w:val="de-DE"/>
-        </w:rPr>
-        <w:t xml:space="preserve"> in </w:t>
-      </w:r>
-      <w:proofErr w:type="spellStart"/>
-      <w:r>
-        <w:rPr>
-          <w:lang w:val="de-DE"/>
-        </w:rPr>
-        <w:t>something</w:t>
-      </w:r>
-      <w:r>
-        <w:rPr>
-          <w:b/>
-          <w:bCs/>
-          <w:lang w:val="de-DE"/>
-        </w:rPr>
-        <w:t>Perfekt</w:t>
-      </w:r>
-      <w:proofErr w:type="spellEnd"/>
-      <w:r>
-        <w:rPr>
-          <w:b/>
-          <w:bCs/>
-          <w:lang w:val="de-DE"/>
-        </w:rPr>
-        <w:t>:</w:t>
+        <w:t xml:space="preserve"> – to be interested in something</w:t>
+      </w:r>
+      <w:r>
+        <w:rPr>
+          <w:b/>
+          <w:bCs/>
+          <w:lang w:val="de-DE"/>
+        </w:rPr>
+        <w:t>Perfekt:</w:t>
       </w:r>
       <w:r>
         <w:rPr>
@@ -661,16 +296,8 @@
         <w:rPr>
           <w:lang w:val="de-DE"/>
         </w:rPr>
-        <w:t xml:space="preserve">sich einschreiben auf + </w:t>
-      </w:r>
-      <w:proofErr w:type="spellStart"/>
-      <w:r>
-        <w:rPr>
-          <w:lang w:val="de-DE"/>
-        </w:rPr>
-        <w:t>akku</w:t>
-      </w:r>
-      <w:proofErr w:type="spellEnd"/>
+        <w:t>sich einschreiben auf + akku</w:t>
+      </w:r>
     </w:p>
     <w:p>
       <w:pPr>
@@ -683,35 +310,12 @@
           <w:lang w:val="de-DE"/>
         </w:rPr>
       </w:pPr>
-      <w:proofErr w:type="spellStart"/>
-      <w:r>
-        <w:t>sich</w:t>
-      </w:r>
-      <w:proofErr w:type="spellEnd"/>
-      <w:r>
-        <w:t xml:space="preserve"> </w:t>
-      </w:r>
-      <w:proofErr w:type="spellStart"/>
-      <w:r>
-        <w:t>bedanken</w:t>
-      </w:r>
-      <w:proofErr w:type="spellEnd"/>
-      <w:r>
-        <w:t xml:space="preserve"> + </w:t>
-      </w:r>
-      <w:proofErr w:type="spellStart"/>
-      <w:r>
-        <w:t>bei</w:t>
-      </w:r>
-      <w:proofErr w:type="spellEnd"/>
-      <w:r>
-        <w:t xml:space="preserve"> + </w:t>
-      </w:r>
-      <w:proofErr w:type="spellStart"/>
-      <w:r>
-        <w:t>dativ</w:t>
-      </w:r>
-      <w:proofErr w:type="spellEnd"/>
+      <w:r>
+        <w:t>sich bedanken</w:t>
+      </w:r>
+      <w:r>
+        <w:t xml:space="preserve"> + bei + dativ</w:t>
+      </w:r>
     </w:p>
     <w:p>
       <w:pPr>
@@ -758,23 +362,13 @@
         </w:rPr>
         <w:t xml:space="preserve"> </w:t>
       </w:r>
-      <w:proofErr w:type="gramStart"/>
-      <w:r>
-        <w:rPr>
-          <w:b/>
-          <w:bCs/>
-          <w:lang w:val="de-DE"/>
-        </w:rPr>
-        <w:t>Perfekt</w:t>
-      </w:r>
-      <w:proofErr w:type="gramEnd"/>
-      <w:r>
-        <w:rPr>
-          <w:b/>
-          <w:bCs/>
-          <w:lang w:val="de-DE"/>
-        </w:rPr>
-        <w:t>:</w:t>
+      <w:r>
+        <w:rPr>
+          <w:b/>
+          <w:bCs/>
+          <w:lang w:val="de-DE"/>
+        </w:rPr>
+        <w:t>Perfekt:</w:t>
       </w:r>
       <w:r>
         <w:rPr>
@@ -802,6 +396,107 @@
           <w:lang w:val="de-DE"/>
         </w:rPr>
       </w:pPr>
+      <w:r>
+        <w:rPr>
+          <w:b/>
+          <w:bCs/>
+          <w:lang w:val="de-DE"/>
+        </w:rPr>
+        <w:t>sich schützen</w:t>
+      </w:r>
+      <w:r>
+        <w:rPr>
+          <w:lang w:val="de-DE"/>
+        </w:rPr>
+        <w:t xml:space="preserve"> – to protect oneself – hat sich geschützt – not separable</w:t>
+      </w:r>
+      <w:r>
+        <w:rPr>
+          <w:lang w:val="de-DE"/>
+        </w:rPr>
+        <w:t xml:space="preserve"> </w:t>
+      </w:r>
+      <w:r>
+        <w:rPr>
+          <w:lang w:val="de-DE"/>
+        </w:rPr>
+        <w:t>+ vor</w:t>
+      </w:r>
+    </w:p>
+    <w:p>
+      <w:pPr>
+        <w:pStyle w:val="ListParagraph"/>
+        <w:numPr>
+          <w:ilvl w:val="0"/>
+          <w:numId w:val="1"/>
+        </w:numPr>
+        <w:rPr>
+          <w:lang w:val="de-DE"/>
+        </w:rPr>
+      </w:pPr>
+      <w:r>
+        <w:rPr>
+          <w:lang w:val="de-DE"/>
+        </w:rPr>
+        <w:t>sich informerien uber</w:t>
+      </w:r>
+    </w:p>
+    <w:p>
+      <w:pPr>
+        <w:pStyle w:val="ListParagraph"/>
+        <w:numPr>
+          <w:ilvl w:val="0"/>
+          <w:numId w:val="1"/>
+        </w:numPr>
+        <w:rPr>
+          <w:lang w:val="de-DE"/>
+        </w:rPr>
+      </w:pPr>
+      <w:r>
+        <w:rPr>
+          <w:lang w:val="de-DE"/>
+        </w:rPr>
+        <w:t xml:space="preserve">sich </w:t>
+      </w:r>
+      <w:r>
+        <w:t>konzentrieren</w:t>
+      </w:r>
+      <w:r>
+        <w:t xml:space="preserve"> auf</w:t>
+      </w:r>
+    </w:p>
+    <w:p>
+      <w:pPr>
+        <w:pStyle w:val="ListParagraph"/>
+        <w:numPr>
+          <w:ilvl w:val="0"/>
+          <w:numId w:val="1"/>
+        </w:numPr>
+        <w:rPr>
+          <w:lang w:val="de-DE"/>
+        </w:rPr>
+      </w:pPr>
+      <w:r>
+        <w:rPr>
+          <w:lang w:val="de-DE"/>
+        </w:rPr>
+        <w:t xml:space="preserve">sich freuen uber </w:t>
+      </w:r>
+      <w:r>
+        <w:sym w:font="Wingdings" w:char="F0E8"/>
+      </w:r>
+      <w:r>
+        <w:rPr>
+          <w:lang w:val="de-DE"/>
+        </w:rPr>
+        <w:t xml:space="preserve"> look forward t</w:t>
+      </w:r>
+      <w:r>
+        <w:rPr>
+          <w:lang w:val="de-DE"/>
+        </w:rPr>
+        <w:t>o</w:t>
+      </w:r>
     </w:p>
     <w:sectPr>
       <w:pgSz w:w="11906" w:h="16838"/>
@@ -818,7 +513,7 @@
   <w:abstractNum w:abstractNumId="0" w15:restartNumberingAfterBreak="0">
     <w:nsid w:val="2925278E"/>
     <w:multiLevelType w:val="hybridMultilevel"/>
-    <w:tmpl w:val="68528EC0"/>
+    <w:tmpl w:val="B4D837C6"/>
     <w:lvl w:ilvl="0" w:tplc="0C090001">
       <w:start w:val="1"/>
       <w:numFmt w:val="bullet"/>
@@ -928,8 +623,160 @@
       </w:rPr>
     </w:lvl>
   </w:abstractNum>
+  <w:abstractNum w:abstractNumId="1" w15:restartNumberingAfterBreak="0">
+    <w:nsid w:val="6C1A78AA"/>
+    <w:multiLevelType w:val="multilevel"/>
+    <w:tmpl w:val="B1DA9794"/>
+    <w:lvl w:ilvl="0">
+      <w:start w:val="1"/>
+      <w:numFmt w:val="bullet"/>
+      <w:lvlText w:val=""/>
+      <w:lvlJc w:val="left"/>
+      <w:pPr>
+        <w:tabs>
+          <w:tab w:val="num" w:pos="720"/>
+        </w:tabs>
+        <w:ind w:left="720" w:hanging="360"/>
+      </w:pPr>
+      <w:rPr>
+        <w:rFonts w:ascii="Symbol" w:hAnsi="Symbol" w:hint="default"/>
+        <w:sz w:val="20"/>
+      </w:rPr>
+    </w:lvl>
+    <w:lvl w:ilvl="1" w:tentative="1">
+      <w:start w:val="1"/>
+      <w:numFmt w:val="bullet"/>
+      <w:lvlText w:val="o"/>
+      <w:lvlJc w:val="left"/>
+      <w:pPr>
+        <w:tabs>
+          <w:tab w:val="num" w:pos="1440"/>
+        </w:tabs>
+        <w:ind w:left="1440" w:hanging="360"/>
+      </w:pPr>
+      <w:rPr>
+        <w:rFonts w:ascii="Courier New" w:hAnsi="Courier New" w:hint="default"/>
+        <w:sz w:val="20"/>
+      </w:rPr>
+    </w:lvl>
+    <w:lvl w:ilvl="2" w:tentative="1">
+      <w:start w:val="1"/>
+      <w:numFmt w:val="bullet"/>
+      <w:lvlText w:val=""/>
+      <w:lvlJc w:val="left"/>
+      <w:pPr>
+        <w:tabs>
+          <w:tab w:val="num" w:pos="2160"/>
+        </w:tabs>
+        <w:ind w:left="2160" w:hanging="360"/>
+      </w:pPr>
+      <w:rPr>
+        <w:rFonts w:ascii="Wingdings" w:hAnsi="Wingdings" w:hint="default"/>
+        <w:sz w:val="20"/>
+      </w:rPr>
+    </w:lvl>
+    <w:lvl w:ilvl="3" w:tentative="1">
+      <w:start w:val="1"/>
+      <w:numFmt w:val="bullet"/>
+      <w:lvlText w:val=""/>
+      <w:lvlJc w:val="left"/>
+      <w:pPr>
+        <w:tabs>
+          <w:tab w:val="num" w:pos="2880"/>
+        </w:tabs>
+        <w:ind w:left="2880" w:hanging="360"/>
+      </w:pPr>
+      <w:rPr>
+        <w:rFonts w:ascii="Wingdings" w:hAnsi="Wingdings" w:hint="default"/>
+        <w:sz w:val="20"/>
+      </w:rPr>
+    </w:lvl>
+    <w:lvl w:ilvl="4" w:tentative="1">
+      <w:start w:val="1"/>
+      <w:numFmt w:val="bullet"/>
+      <w:lvlText w:val=""/>
+      <w:lvlJc w:val="left"/>
+      <w:pPr>
+        <w:tabs>
+          <w:tab w:val="num" w:pos="3600"/>
+        </w:tabs>
+        <w:ind w:left="3600" w:hanging="360"/>
+      </w:pPr>
+      <w:rPr>
+        <w:rFonts w:ascii="Wingdings" w:hAnsi="Wingdings" w:hint="default"/>
+        <w:sz w:val="20"/>
+      </w:rPr>
+    </w:lvl>
+    <w:lvl w:ilvl="5" w:tentative="1">
+      <w:start w:val="1"/>
+      <w:numFmt w:val="bullet"/>
+      <w:lvlText w:val=""/>
+      <w:lvlJc w:val="left"/>
+      <w:pPr>
+        <w:tabs>
+          <w:tab w:val="num" w:pos="4320"/>
+        </w:tabs>
+        <w:ind w:left="4320" w:hanging="360"/>
+      </w:pPr>
+      <w:rPr>
+        <w:rFonts w:ascii="Wingdings" w:hAnsi="Wingdings" w:hint="default"/>
+        <w:sz w:val="20"/>
+      </w:rPr>
+    </w:lvl>
+    <w:lvl w:ilvl="6" w:tentative="1">
+      <w:start w:val="1"/>
+      <w:numFmt w:val="bullet"/>
+      <w:lvlText w:val=""/>
+      <w:lvlJc w:val="left"/>
+      <w:pPr>
+        <w:tabs>
+          <w:tab w:val="num" w:pos="5040"/>
+        </w:tabs>
+        <w:ind w:left="5040" w:hanging="360"/>
+      </w:pPr>
+      <w:rPr>
+        <w:rFonts w:ascii="Wingdings" w:hAnsi="Wingdings" w:hint="default"/>
+        <w:sz w:val="20"/>
+      </w:rPr>
+    </w:lvl>
+    <w:lvl w:ilvl="7" w:tentative="1">
+      <w:start w:val="1"/>
+      <w:numFmt w:val="bullet"/>
+      <w:lvlText w:val=""/>
+      <w:lvlJc w:val="left"/>
+      <w:pPr>
+        <w:tabs>
+          <w:tab w:val="num" w:pos="5760"/>
+        </w:tabs>
+        <w:ind w:left="5760" w:hanging="360"/>
+      </w:pPr>
+      <w:rPr>
+        <w:rFonts w:ascii="Wingdings" w:hAnsi="Wingdings" w:hint="default"/>
+        <w:sz w:val="20"/>
+      </w:rPr>
+    </w:lvl>
+    <w:lvl w:ilvl="8" w:tentative="1">
+      <w:start w:val="1"/>
+      <w:numFmt w:val="bullet"/>
+      <w:lvlText w:val=""/>
+      <w:lvlJc w:val="left"/>
+      <w:pPr>
+        <w:tabs>
+          <w:tab w:val="num" w:pos="6480"/>
+        </w:tabs>
+        <w:ind w:left="6480" w:hanging="360"/>
+      </w:pPr>
+      <w:rPr>
+        <w:rFonts w:ascii="Wingdings" w:hAnsi="Wingdings" w:hint="default"/>
+        <w:sz w:val="20"/>
+      </w:rPr>
+    </w:lvl>
+  </w:abstractNum>
   <w:num w:numId="1" w16cid:durableId="1958559395">
     <w:abstractNumId w:val="0"/>
+  </w:num>
+  <w:num w:numId="2" w16cid:durableId="915826105">
+    <w:abstractNumId w:val="1"/>
   </w:num>
 </w:numbering>
 </file>
